--- a/output/requested/Table1_Capacity_by_SVI_Rurality.docx
+++ b/output/requested/Table1_Capacity_by_SVI_Rurality.docx
@@ -4,57 +4,49 @@
   <w:body>
     <w:p>
       <w:pPr>
-        <w:jc w:val="center"/>
+        <w:pStyle w:val="Heading1"/>
       </w:pPr>
       <w:r>
         <w:rPr>
-          <w:rFonts w:ascii="Calibri" w:hAnsi="Calibri"/>
-          <w:b/>
           <w:color w:val="1A237E"/>
           <w:sz w:val="24"/>
         </w:rPr>
-        <w:t>Table 1. ACR-Accredited Cardiac Imaging Capacity by Social Vulnerability Index Quartile and Rurality</w:t>
+        <w:t>Table 1. ACR-Accredited Cardiac Imaging Capacity by Social Vulnerability Quartile and Rurality</w:t>
       </w:r>
     </w:p>
     <w:tbl>
       <w:tblPr>
+        <w:tblStyle w:val="MediumShading1-Accent1"/>
         <w:tblW w:type="auto" w:w="0"/>
         <w:jc w:val="center"/>
         <w:tblLook w:firstColumn="1" w:firstRow="1" w:lastColumn="0" w:lastRow="0" w:noHBand="0" w:noVBand="1" w:val="04A0"/>
       </w:tblPr>
       <w:tblGrid>
-        <w:gridCol w:w="1285"/>
-        <w:gridCol w:w="1285"/>
-        <w:gridCol w:w="1285"/>
-        <w:gridCol w:w="1285"/>
-        <w:gridCol w:w="1285"/>
-        <w:gridCol w:w="1285"/>
-        <w:gridCol w:w="1285"/>
-        <w:gridCol w:w="1285"/>
-        <w:gridCol w:w="1285"/>
-        <w:gridCol w:w="1285"/>
-        <w:gridCol w:w="1285"/>
+        <w:gridCol w:w="960"/>
+        <w:gridCol w:w="960"/>
+        <w:gridCol w:w="960"/>
+        <w:gridCol w:w="960"/>
+        <w:gridCol w:w="960"/>
+        <w:gridCol w:w="960"/>
+        <w:gridCol w:w="960"/>
+        <w:gridCol w:w="960"/>
+        <w:gridCol w:w="960"/>
       </w:tblGrid>
       <w:tr>
         <w:tc>
           <w:tcPr>
-            <w:tcW w:type="dxa" w:w="1285"/>
-            <w:shd w:fill="1A237E"/>
+            <w:tcW w:type="dxa" w:w="960"/>
             <w:vAlign w:val="center"/>
-            <w:tcBorders>
-              <w:top w:val="single" w:sz="12" w:color="000000"/>
-              <w:bottom w:val="single" w:sz="8" w:color="000000"/>
-            </w:tcBorders>
           </w:tcPr>
           <w:p>
             <w:pPr>
               <w:jc w:val="center"/>
             </w:pPr>
+            <w:r/>
             <w:r>
               <w:rPr>
                 <w:rFonts w:ascii="Calibri" w:hAnsi="Calibri"/>
                 <w:b/>
-                <w:color w:val="FFFFFF"/>
                 <w:sz w:val="18"/>
               </w:rPr>
               <w:t>Stratum</w:t>
@@ -63,269 +55,161 @@
         </w:tc>
         <w:tc>
           <w:tcPr>
-            <w:tcW w:type="dxa" w:w="1285"/>
-            <w:shd w:fill="1A237E"/>
+            <w:tcW w:type="dxa" w:w="960"/>
             <w:vAlign w:val="center"/>
-            <w:tcBorders>
-              <w:top w:val="single" w:sz="12" w:color="000000"/>
-              <w:bottom w:val="single" w:sz="8" w:color="000000"/>
-            </w:tcBorders>
           </w:tcPr>
           <w:p>
             <w:pPr>
               <w:jc w:val="center"/>
             </w:pPr>
+            <w:r/>
             <w:r>
               <w:rPr>
                 <w:rFonts w:ascii="Calibri" w:hAnsi="Calibri"/>
                 <w:b/>
-                <w:color w:val="FFFFFF"/>
                 <w:sz w:val="18"/>
               </w:rPr>
-              <w:t>Counties</w:t>
+              <w:t>N Counties</w:t>
             </w:r>
           </w:p>
         </w:tc>
         <w:tc>
           <w:tcPr>
-            <w:tcW w:type="dxa" w:w="1285"/>
-            <w:shd w:fill="1A237E"/>
+            <w:tcW w:type="dxa" w:w="960"/>
             <w:vAlign w:val="center"/>
-            <w:tcBorders>
-              <w:top w:val="single" w:sz="12" w:color="000000"/>
-              <w:bottom w:val="single" w:sz="8" w:color="000000"/>
-            </w:tcBorders>
           </w:tcPr>
           <w:p>
             <w:pPr>
               <w:jc w:val="center"/>
             </w:pPr>
+            <w:r/>
             <w:r>
               <w:rPr>
                 <w:rFonts w:ascii="Calibri" w:hAnsi="Calibri"/>
                 <w:b/>
-                <w:color w:val="FFFFFF"/>
                 <w:sz w:val="18"/>
               </w:rPr>
-              <w:t>Pop ≥45</w:t>
-              <w:br/>
-              <w:t>(millions)</w:t>
+              <w:t>Pop 45+ (M)</w:t>
             </w:r>
           </w:p>
         </w:tc>
         <w:tc>
           <w:tcPr>
-            <w:tcW w:type="dxa" w:w="1285"/>
-            <w:shd w:fill="1A237E"/>
+            <w:tcW w:type="dxa" w:w="960"/>
             <w:vAlign w:val="center"/>
-            <w:tcBorders>
-              <w:top w:val="single" w:sz="12" w:color="000000"/>
-              <w:bottom w:val="single" w:sz="8" w:color="000000"/>
-            </w:tcBorders>
           </w:tcPr>
           <w:p>
             <w:pPr>
               <w:jc w:val="center"/>
             </w:pPr>
+            <w:r/>
             <w:r>
               <w:rPr>
                 <w:rFonts w:ascii="Calibri" w:hAnsi="Calibri"/>
                 <w:b/>
-                <w:color w:val="FFFFFF"/>
                 <w:sz w:val="18"/>
               </w:rPr>
-              <w:t>CMR</w:t>
-              <w:br/>
-              <w:t>Sites</w:t>
+              <w:t>CMR Sites</w:t>
             </w:r>
           </w:p>
         </w:tc>
         <w:tc>
           <w:tcPr>
-            <w:tcW w:type="dxa" w:w="1285"/>
-            <w:shd w:fill="1A237E"/>
+            <w:tcW w:type="dxa" w:w="960"/>
             <w:vAlign w:val="center"/>
-            <w:tcBorders>
-              <w:top w:val="single" w:sz="12" w:color="000000"/>
-              <w:bottom w:val="single" w:sz="8" w:color="000000"/>
-            </w:tcBorders>
           </w:tcPr>
           <w:p>
             <w:pPr>
               <w:jc w:val="center"/>
             </w:pPr>
+            <w:r/>
             <w:r>
               <w:rPr>
                 <w:rFonts w:ascii="Calibri" w:hAnsi="Calibri"/>
                 <w:b/>
-                <w:color w:val="FFFFFF"/>
                 <w:sz w:val="18"/>
               </w:rPr>
-              <w:t>CMR Counties</w:t>
-              <w:br/>
-              <w:t>(% with ≥1)</w:t>
+              <w:t>CMR Counties (%)</w:t>
             </w:r>
           </w:p>
         </w:tc>
         <w:tc>
           <w:tcPr>
-            <w:tcW w:type="dxa" w:w="1285"/>
-            <w:shd w:fill="1A237E"/>
+            <w:tcW w:type="dxa" w:w="960"/>
             <w:vAlign w:val="center"/>
-            <w:tcBorders>
-              <w:top w:val="single" w:sz="12" w:color="000000"/>
-              <w:bottom w:val="single" w:sz="8" w:color="000000"/>
-            </w:tcBorders>
           </w:tcPr>
           <w:p>
             <w:pPr>
               <w:jc w:val="center"/>
             </w:pPr>
+            <w:r/>
             <w:r>
               <w:rPr>
                 <w:rFonts w:ascii="Calibri" w:hAnsi="Calibri"/>
                 <w:b/>
-                <w:color w:val="FFFFFF"/>
                 <w:sz w:val="18"/>
               </w:rPr>
-              <w:t>CMR Median Rate</w:t>
-              <w:br/>
-              <w:t>(IQR)</w:t>
+              <w:t>CMR Rate*</w:t>
             </w:r>
           </w:p>
         </w:tc>
         <w:tc>
           <w:tcPr>
-            <w:tcW w:type="dxa" w:w="1285"/>
-            <w:shd w:fill="1A237E"/>
+            <w:tcW w:type="dxa" w:w="960"/>
             <w:vAlign w:val="center"/>
-            <w:tcBorders>
-              <w:top w:val="single" w:sz="12" w:color="000000"/>
-              <w:bottom w:val="single" w:sz="8" w:color="000000"/>
-            </w:tcBorders>
           </w:tcPr>
           <w:p>
             <w:pPr>
               <w:jc w:val="center"/>
             </w:pPr>
+            <w:r/>
             <w:r>
               <w:rPr>
                 <w:rFonts w:ascii="Calibri" w:hAnsi="Calibri"/>
                 <w:b/>
-                <w:color w:val="FFFFFF"/>
                 <w:sz w:val="18"/>
               </w:rPr>
-              <w:t>CMR</w:t>
-              <w:br/>
-              <w:t>Mean</w:t>
+              <w:t>CCT Sites</w:t>
             </w:r>
           </w:p>
         </w:tc>
         <w:tc>
           <w:tcPr>
-            <w:tcW w:type="dxa" w:w="1285"/>
-            <w:shd w:fill="1A237E"/>
+            <w:tcW w:type="dxa" w:w="960"/>
             <w:vAlign w:val="center"/>
-            <w:tcBorders>
-              <w:top w:val="single" w:sz="12" w:color="000000"/>
-              <w:bottom w:val="single" w:sz="8" w:color="000000"/>
-            </w:tcBorders>
           </w:tcPr>
           <w:p>
             <w:pPr>
               <w:jc w:val="center"/>
             </w:pPr>
+            <w:r/>
             <w:r>
               <w:rPr>
                 <w:rFonts w:ascii="Calibri" w:hAnsi="Calibri"/>
                 <w:b/>
-                <w:color w:val="FFFFFF"/>
                 <w:sz w:val="18"/>
               </w:rPr>
-              <w:t>CCT</w:t>
-              <w:br/>
-              <w:t>Sites</w:t>
+              <w:t>CCT Counties (%)</w:t>
             </w:r>
           </w:p>
         </w:tc>
         <w:tc>
           <w:tcPr>
-            <w:tcW w:type="dxa" w:w="1285"/>
-            <w:shd w:fill="1A237E"/>
+            <w:tcW w:type="dxa" w:w="960"/>
             <w:vAlign w:val="center"/>
-            <w:tcBorders>
-              <w:top w:val="single" w:sz="12" w:color="000000"/>
-              <w:bottom w:val="single" w:sz="8" w:color="000000"/>
-            </w:tcBorders>
           </w:tcPr>
           <w:p>
             <w:pPr>
               <w:jc w:val="center"/>
             </w:pPr>
+            <w:r/>
             <w:r>
               <w:rPr>
                 <w:rFonts w:ascii="Calibri" w:hAnsi="Calibri"/>
                 <w:b/>
-                <w:color w:val="FFFFFF"/>
                 <w:sz w:val="18"/>
               </w:rPr>
-              <w:t>CCT Counties</w:t>
-              <w:br/>
-              <w:t>(% with ≥1)</w:t>
-            </w:r>
-          </w:p>
-        </w:tc>
-        <w:tc>
-          <w:tcPr>
-            <w:tcW w:type="dxa" w:w="1285"/>
-            <w:shd w:fill="1A237E"/>
-            <w:vAlign w:val="center"/>
-            <w:tcBorders>
-              <w:top w:val="single" w:sz="12" w:color="000000"/>
-              <w:bottom w:val="single" w:sz="8" w:color="000000"/>
-            </w:tcBorders>
-          </w:tcPr>
-          <w:p>
-            <w:pPr>
-              <w:jc w:val="center"/>
-            </w:pPr>
-            <w:r>
-              <w:rPr>
-                <w:rFonts w:ascii="Calibri" w:hAnsi="Calibri"/>
-                <w:b/>
-                <w:color w:val="FFFFFF"/>
-                <w:sz w:val="18"/>
-              </w:rPr>
-              <w:t>CCT Median Rate</w:t>
-              <w:br/>
-              <w:t>(IQR)</w:t>
-            </w:r>
-          </w:p>
-        </w:tc>
-        <w:tc>
-          <w:tcPr>
-            <w:tcW w:type="dxa" w:w="1285"/>
-            <w:shd w:fill="1A237E"/>
-            <w:vAlign w:val="center"/>
-            <w:tcBorders>
-              <w:top w:val="single" w:sz="12" w:color="000000"/>
-              <w:bottom w:val="single" w:sz="8" w:color="000000"/>
-            </w:tcBorders>
-          </w:tcPr>
-          <w:p>
-            <w:pPr>
-              <w:jc w:val="center"/>
-            </w:pPr>
-            <w:r>
-              <w:rPr>
-                <w:rFonts w:ascii="Calibri" w:hAnsi="Calibri"/>
-                <w:b/>
-                <w:color w:val="FFFFFF"/>
-                <w:sz w:val="18"/>
-              </w:rPr>
-              <w:t>CCT</w:t>
-              <w:br/>
-              <w:t>Mean</w:t>
+              <w:t>CCT Rate*</w:t>
             </w:r>
           </w:p>
         </w:tc>
@@ -333,19 +217,19 @@
       <w:tr>
         <w:tc>
           <w:tcPr>
-            <w:tcW w:type="dxa" w:w="1285"/>
-            <w:shd w:fill="F0F4FF"/>
+            <w:tcW w:type="dxa" w:w="960"/>
             <w:vAlign w:val="center"/>
           </w:tcPr>
           <w:p>
             <w:pPr>
-              <w:jc w:val="center"/>
+              <w:jc w:val="left"/>
             </w:pPr>
+            <w:r/>
             <w:r>
               <w:rPr>
                 <w:rFonts w:ascii="Calibri" w:hAnsi="Calibri"/>
-                <w:b/>
-                <w:sz w:val="17"/>
+                <w:b w:val="0"/>
+                <w:sz w:val="18"/>
               </w:rPr>
               <w:t>All US Counties</w:t>
             </w:r>
@@ -353,19 +237,19 @@
         </w:tc>
         <w:tc>
           <w:tcPr>
-            <w:tcW w:type="dxa" w:w="1285"/>
-            <w:shd w:fill="F0F4FF"/>
+            <w:tcW w:type="dxa" w:w="960"/>
             <w:vAlign w:val="center"/>
           </w:tcPr>
           <w:p>
             <w:pPr>
               <w:jc w:val="center"/>
             </w:pPr>
+            <w:r/>
             <w:r>
               <w:rPr>
                 <w:rFonts w:ascii="Calibri" w:hAnsi="Calibri"/>
-                <w:b/>
-                <w:sz w:val="17"/>
+                <w:b w:val="0"/>
+                <w:sz w:val="18"/>
               </w:rPr>
               <w:t>3144</w:t>
             </w:r>
@@ -373,19 +257,19 @@
         </w:tc>
         <w:tc>
           <w:tcPr>
-            <w:tcW w:type="dxa" w:w="1285"/>
-            <w:shd w:fill="F0F4FF"/>
+            <w:tcW w:type="dxa" w:w="960"/>
             <w:vAlign w:val="center"/>
           </w:tcPr>
           <w:p>
             <w:pPr>
               <w:jc w:val="center"/>
             </w:pPr>
+            <w:r/>
             <w:r>
               <w:rPr>
                 <w:rFonts w:ascii="Calibri" w:hAnsi="Calibri"/>
-                <w:b/>
-                <w:sz w:val="17"/>
+                <w:b w:val="0"/>
+                <w:sz w:val="18"/>
               </w:rPr>
               <w:t>141.60</w:t>
             </w:r>
@@ -393,19 +277,19 @@
         </w:tc>
         <w:tc>
           <w:tcPr>
-            <w:tcW w:type="dxa" w:w="1285"/>
-            <w:shd w:fill="F0F4FF"/>
+            <w:tcW w:type="dxa" w:w="960"/>
             <w:vAlign w:val="center"/>
           </w:tcPr>
           <w:p>
             <w:pPr>
               <w:jc w:val="center"/>
             </w:pPr>
+            <w:r/>
             <w:r>
               <w:rPr>
                 <w:rFonts w:ascii="Calibri" w:hAnsi="Calibri"/>
-                <w:b/>
-                <w:sz w:val="17"/>
+                <w:b w:val="0"/>
+                <w:sz w:val="18"/>
               </w:rPr>
               <w:t>687</w:t>
             </w:r>
@@ -413,19 +297,19 @@
         </w:tc>
         <w:tc>
           <w:tcPr>
-            <w:tcW w:type="dxa" w:w="1285"/>
-            <w:shd w:fill="F0F4FF"/>
+            <w:tcW w:type="dxa" w:w="960"/>
             <w:vAlign w:val="center"/>
           </w:tcPr>
           <w:p>
             <w:pPr>
               <w:jc w:val="center"/>
             </w:pPr>
+            <w:r/>
             <w:r>
               <w:rPr>
                 <w:rFonts w:ascii="Calibri" w:hAnsi="Calibri"/>
-                <w:b/>
-                <w:sz w:val="17"/>
+                <w:b w:val="0"/>
+                <w:sz w:val="18"/>
               </w:rPr>
               <w:t>289 (9.2%)</w:t>
             </w:r>
@@ -433,39 +317,19 @@
         </w:tc>
         <w:tc>
           <w:tcPr>
-            <w:tcW w:type="dxa" w:w="1285"/>
-            <w:shd w:fill="F0F4FF"/>
+            <w:tcW w:type="dxa" w:w="960"/>
             <w:vAlign w:val="center"/>
           </w:tcPr>
           <w:p>
             <w:pPr>
               <w:jc w:val="center"/>
             </w:pPr>
+            <w:r/>
             <w:r>
               <w:rPr>
                 <w:rFonts w:ascii="Calibri" w:hAnsi="Calibri"/>
-                <w:b/>
-                <w:sz w:val="17"/>
-              </w:rPr>
-              <w:t>0.00 (0.00–0.00)</w:t>
-            </w:r>
-          </w:p>
-        </w:tc>
-        <w:tc>
-          <w:tcPr>
-            <w:tcW w:type="dxa" w:w="1285"/>
-            <w:shd w:fill="F0F4FF"/>
-            <w:vAlign w:val="center"/>
-          </w:tcPr>
-          <w:p>
-            <w:pPr>
-              <w:jc w:val="center"/>
-            </w:pPr>
-            <w:r>
-              <w:rPr>
-                <w:rFonts w:ascii="Calibri" w:hAnsi="Calibri"/>
-                <w:b/>
-                <w:sz w:val="17"/>
+                <w:b w:val="0"/>
+                <w:sz w:val="18"/>
               </w:rPr>
               <w:t>0.150</w:t>
             </w:r>
@@ -473,19 +337,19 @@
         </w:tc>
         <w:tc>
           <w:tcPr>
-            <w:tcW w:type="dxa" w:w="1285"/>
-            <w:shd w:fill="F0F4FF"/>
+            <w:tcW w:type="dxa" w:w="960"/>
             <w:vAlign w:val="center"/>
           </w:tcPr>
           <w:p>
             <w:pPr>
               <w:jc w:val="center"/>
             </w:pPr>
+            <w:r/>
             <w:r>
               <w:rPr>
                 <w:rFonts w:ascii="Calibri" w:hAnsi="Calibri"/>
-                <w:b/>
-                <w:sz w:val="17"/>
+                <w:b w:val="0"/>
+                <w:sz w:val="18"/>
               </w:rPr>
               <w:t>1481</w:t>
             </w:r>
@@ -493,19 +357,19 @@
         </w:tc>
         <w:tc>
           <w:tcPr>
-            <w:tcW w:type="dxa" w:w="1285"/>
-            <w:shd w:fill="F0F4FF"/>
+            <w:tcW w:type="dxa" w:w="960"/>
             <w:vAlign w:val="center"/>
           </w:tcPr>
           <w:p>
             <w:pPr>
               <w:jc w:val="center"/>
             </w:pPr>
+            <w:r/>
             <w:r>
               <w:rPr>
                 <w:rFonts w:ascii="Calibri" w:hAnsi="Calibri"/>
-                <w:b/>
-                <w:sz w:val="17"/>
+                <w:b w:val="0"/>
+                <w:sz w:val="18"/>
               </w:rPr>
               <w:t>532 (16.9%)</w:t>
             </w:r>
@@ -513,39 +377,19 @@
         </w:tc>
         <w:tc>
           <w:tcPr>
-            <w:tcW w:type="dxa" w:w="1285"/>
-            <w:shd w:fill="F0F4FF"/>
+            <w:tcW w:type="dxa" w:w="960"/>
             <w:vAlign w:val="center"/>
           </w:tcPr>
           <w:p>
             <w:pPr>
               <w:jc w:val="center"/>
             </w:pPr>
+            <w:r/>
             <w:r>
               <w:rPr>
                 <w:rFonts w:ascii="Calibri" w:hAnsi="Calibri"/>
-                <w:b/>
-                <w:sz w:val="17"/>
-              </w:rPr>
-              <w:t>0.00 (0.00–0.00)</w:t>
-            </w:r>
-          </w:p>
-        </w:tc>
-        <w:tc>
-          <w:tcPr>
-            <w:tcW w:type="dxa" w:w="1285"/>
-            <w:shd w:fill="F0F4FF"/>
-            <w:vAlign w:val="center"/>
-          </w:tcPr>
-          <w:p>
-            <w:pPr>
-              <w:jc w:val="center"/>
-            </w:pPr>
-            <w:r>
-              <w:rPr>
-                <w:rFonts w:ascii="Calibri" w:hAnsi="Calibri"/>
-                <w:b/>
-                <w:sz w:val="17"/>
+                <w:b w:val="0"/>
+                <w:sz w:val="18"/>
               </w:rPr>
               <w:t>0.501</w:t>
             </w:r>
@@ -555,35 +399,39 @@
       <w:tr>
         <w:tc>
           <w:tcPr>
-            <w:tcW w:type="dxa" w:w="1285"/>
+            <w:tcW w:type="dxa" w:w="960"/>
+            <w:vAlign w:val="center"/>
+          </w:tcPr>
+          <w:p>
+            <w:pPr>
+              <w:jc w:val="left"/>
+            </w:pPr>
+            <w:r/>
+            <w:r>
+              <w:rPr>
+                <w:rFonts w:ascii="Calibri" w:hAnsi="Calibri"/>
+                <w:b w:val="0"/>
+                <w:sz w:val="18"/>
+              </w:rPr>
+              <w:t>Q1 (Least Vulnerable)</w:t>
+            </w:r>
+          </w:p>
+        </w:tc>
+        <w:tc>
+          <w:tcPr>
+            <w:tcW w:type="dxa" w:w="960"/>
             <w:vAlign w:val="center"/>
           </w:tcPr>
           <w:p>
             <w:pPr>
               <w:jc w:val="center"/>
             </w:pPr>
+            <w:r/>
             <w:r>
               <w:rPr>
                 <w:rFonts w:ascii="Calibri" w:hAnsi="Calibri"/>
-                <w:sz w:val="17"/>
-              </w:rPr>
-              <w:t>Q1 — Least Vulnerable</w:t>
-            </w:r>
-          </w:p>
-        </w:tc>
-        <w:tc>
-          <w:tcPr>
-            <w:tcW w:type="dxa" w:w="1285"/>
-            <w:vAlign w:val="center"/>
-          </w:tcPr>
-          <w:p>
-            <w:pPr>
-              <w:jc w:val="center"/>
-            </w:pPr>
-            <w:r>
-              <w:rPr>
-                <w:rFonts w:ascii="Calibri" w:hAnsi="Calibri"/>
-                <w:sz w:val="17"/>
+                <w:b w:val="0"/>
+                <w:sz w:val="18"/>
               </w:rPr>
               <w:t>786</w:t>
             </w:r>
@@ -591,17 +439,19 @@
         </w:tc>
         <w:tc>
           <w:tcPr>
-            <w:tcW w:type="dxa" w:w="1285"/>
+            <w:tcW w:type="dxa" w:w="960"/>
             <w:vAlign w:val="center"/>
           </w:tcPr>
           <w:p>
             <w:pPr>
               <w:jc w:val="center"/>
             </w:pPr>
+            <w:r/>
             <w:r>
               <w:rPr>
                 <w:rFonts w:ascii="Calibri" w:hAnsi="Calibri"/>
-                <w:sz w:val="17"/>
+                <w:b w:val="0"/>
+                <w:sz w:val="18"/>
               </w:rPr>
               <w:t>21.47</w:t>
             </w:r>
@@ -609,17 +459,19 @@
         </w:tc>
         <w:tc>
           <w:tcPr>
-            <w:tcW w:type="dxa" w:w="1285"/>
+            <w:tcW w:type="dxa" w:w="960"/>
             <w:vAlign w:val="center"/>
           </w:tcPr>
           <w:p>
             <w:pPr>
               <w:jc w:val="center"/>
             </w:pPr>
+            <w:r/>
             <w:r>
               <w:rPr>
                 <w:rFonts w:ascii="Calibri" w:hAnsi="Calibri"/>
-                <w:sz w:val="17"/>
+                <w:b w:val="0"/>
+                <w:sz w:val="18"/>
               </w:rPr>
               <w:t>98</w:t>
             </w:r>
@@ -627,17 +479,19 @@
         </w:tc>
         <w:tc>
           <w:tcPr>
-            <w:tcW w:type="dxa" w:w="1285"/>
+            <w:tcW w:type="dxa" w:w="960"/>
             <w:vAlign w:val="center"/>
           </w:tcPr>
           <w:p>
             <w:pPr>
               <w:jc w:val="center"/>
             </w:pPr>
+            <w:r/>
             <w:r>
               <w:rPr>
                 <w:rFonts w:ascii="Calibri" w:hAnsi="Calibri"/>
-                <w:sz w:val="17"/>
+                <w:b w:val="0"/>
+                <w:sz w:val="18"/>
               </w:rPr>
               <w:t>61 (7.8%)</w:t>
             </w:r>
@@ -645,35 +499,19 @@
         </w:tc>
         <w:tc>
           <w:tcPr>
-            <w:tcW w:type="dxa" w:w="1285"/>
+            <w:tcW w:type="dxa" w:w="960"/>
             <w:vAlign w:val="center"/>
           </w:tcPr>
           <w:p>
             <w:pPr>
               <w:jc w:val="center"/>
             </w:pPr>
+            <w:r/>
             <w:r>
               <w:rPr>
                 <w:rFonts w:ascii="Calibri" w:hAnsi="Calibri"/>
-                <w:sz w:val="17"/>
-              </w:rPr>
-              <w:t>0.00 (0.00–0.00)</w:t>
-            </w:r>
-          </w:p>
-        </w:tc>
-        <w:tc>
-          <w:tcPr>
-            <w:tcW w:type="dxa" w:w="1285"/>
-            <w:vAlign w:val="center"/>
-          </w:tcPr>
-          <w:p>
-            <w:pPr>
-              <w:jc w:val="center"/>
-            </w:pPr>
-            <w:r>
-              <w:rPr>
-                <w:rFonts w:ascii="Calibri" w:hAnsi="Calibri"/>
-                <w:sz w:val="17"/>
+                <w:b w:val="0"/>
+                <w:sz w:val="18"/>
               </w:rPr>
               <w:t>0.157</w:t>
             </w:r>
@@ -681,17 +519,19 @@
         </w:tc>
         <w:tc>
           <w:tcPr>
-            <w:tcW w:type="dxa" w:w="1285"/>
+            <w:tcW w:type="dxa" w:w="960"/>
             <w:vAlign w:val="center"/>
           </w:tcPr>
           <w:p>
             <w:pPr>
               <w:jc w:val="center"/>
             </w:pPr>
+            <w:r/>
             <w:r>
               <w:rPr>
                 <w:rFonts w:ascii="Calibri" w:hAnsi="Calibri"/>
-                <w:sz w:val="17"/>
+                <w:b w:val="0"/>
+                <w:sz w:val="18"/>
               </w:rPr>
               <w:t>177</w:t>
             </w:r>
@@ -699,17 +539,19 @@
         </w:tc>
         <w:tc>
           <w:tcPr>
-            <w:tcW w:type="dxa" w:w="1285"/>
+            <w:tcW w:type="dxa" w:w="960"/>
             <w:vAlign w:val="center"/>
           </w:tcPr>
           <w:p>
             <w:pPr>
               <w:jc w:val="center"/>
             </w:pPr>
+            <w:r/>
             <w:r>
               <w:rPr>
                 <w:rFonts w:ascii="Calibri" w:hAnsi="Calibri"/>
-                <w:sz w:val="17"/>
+                <w:b w:val="0"/>
+                <w:sz w:val="18"/>
               </w:rPr>
               <w:t>100 (12.7%)</w:t>
             </w:r>
@@ -717,35 +559,19 @@
         </w:tc>
         <w:tc>
           <w:tcPr>
-            <w:tcW w:type="dxa" w:w="1285"/>
+            <w:tcW w:type="dxa" w:w="960"/>
             <w:vAlign w:val="center"/>
           </w:tcPr>
           <w:p>
             <w:pPr>
               <w:jc w:val="center"/>
             </w:pPr>
+            <w:r/>
             <w:r>
               <w:rPr>
                 <w:rFonts w:ascii="Calibri" w:hAnsi="Calibri"/>
-                <w:sz w:val="17"/>
-              </w:rPr>
-              <w:t>0.00 (0.00–0.00)</w:t>
-            </w:r>
-          </w:p>
-        </w:tc>
-        <w:tc>
-          <w:tcPr>
-            <w:tcW w:type="dxa" w:w="1285"/>
-            <w:vAlign w:val="center"/>
-          </w:tcPr>
-          <w:p>
-            <w:pPr>
-              <w:jc w:val="center"/>
-            </w:pPr>
-            <w:r>
-              <w:rPr>
-                <w:rFonts w:ascii="Calibri" w:hAnsi="Calibri"/>
-                <w:sz w:val="17"/>
+                <w:b w:val="0"/>
+                <w:sz w:val="18"/>
               </w:rPr>
               <w:t>0.341</w:t>
             </w:r>
@@ -755,18 +581,19 @@
       <w:tr>
         <w:tc>
           <w:tcPr>
-            <w:tcW w:type="dxa" w:w="1285"/>
-            <w:shd w:fill="F0F4FF"/>
+            <w:tcW w:type="dxa" w:w="960"/>
             <w:vAlign w:val="center"/>
           </w:tcPr>
           <w:p>
             <w:pPr>
-              <w:jc w:val="center"/>
+              <w:jc w:val="left"/>
             </w:pPr>
+            <w:r/>
             <w:r>
               <w:rPr>
                 <w:rFonts w:ascii="Calibri" w:hAnsi="Calibri"/>
-                <w:sz w:val="17"/>
+                <w:b w:val="0"/>
+                <w:sz w:val="18"/>
               </w:rPr>
               <w:t>Q2</w:t>
             </w:r>
@@ -774,18 +601,19 @@
         </w:tc>
         <w:tc>
           <w:tcPr>
-            <w:tcW w:type="dxa" w:w="1285"/>
-            <w:shd w:fill="F0F4FF"/>
+            <w:tcW w:type="dxa" w:w="960"/>
             <w:vAlign w:val="center"/>
           </w:tcPr>
           <w:p>
             <w:pPr>
               <w:jc w:val="center"/>
             </w:pPr>
+            <w:r/>
             <w:r>
               <w:rPr>
                 <w:rFonts w:ascii="Calibri" w:hAnsi="Calibri"/>
-                <w:sz w:val="17"/>
+                <w:b w:val="0"/>
+                <w:sz w:val="18"/>
               </w:rPr>
               <w:t>786</w:t>
             </w:r>
@@ -793,18 +621,19 @@
         </w:tc>
         <w:tc>
           <w:tcPr>
-            <w:tcW w:type="dxa" w:w="1285"/>
-            <w:shd w:fill="F0F4FF"/>
+            <w:tcW w:type="dxa" w:w="960"/>
             <w:vAlign w:val="center"/>
           </w:tcPr>
           <w:p>
             <w:pPr>
               <w:jc w:val="center"/>
             </w:pPr>
+            <w:r/>
             <w:r>
               <w:rPr>
                 <w:rFonts w:ascii="Calibri" w:hAnsi="Calibri"/>
-                <w:sz w:val="17"/>
+                <w:b w:val="0"/>
+                <w:sz w:val="18"/>
               </w:rPr>
               <w:t>33.62</w:t>
             </w:r>
@@ -812,18 +641,19 @@
         </w:tc>
         <w:tc>
           <w:tcPr>
-            <w:tcW w:type="dxa" w:w="1285"/>
-            <w:shd w:fill="F0F4FF"/>
+            <w:tcW w:type="dxa" w:w="960"/>
             <w:vAlign w:val="center"/>
           </w:tcPr>
           <w:p>
             <w:pPr>
               <w:jc w:val="center"/>
             </w:pPr>
+            <w:r/>
             <w:r>
               <w:rPr>
                 <w:rFonts w:ascii="Calibri" w:hAnsi="Calibri"/>
-                <w:sz w:val="17"/>
+                <w:b w:val="0"/>
+                <w:sz w:val="18"/>
               </w:rPr>
               <w:t>159</w:t>
             </w:r>
@@ -831,18 +661,19 @@
         </w:tc>
         <w:tc>
           <w:tcPr>
-            <w:tcW w:type="dxa" w:w="1285"/>
-            <w:shd w:fill="F0F4FF"/>
+            <w:tcW w:type="dxa" w:w="960"/>
             <w:vAlign w:val="center"/>
           </w:tcPr>
           <w:p>
             <w:pPr>
               <w:jc w:val="center"/>
             </w:pPr>
+            <w:r/>
             <w:r>
               <w:rPr>
                 <w:rFonts w:ascii="Calibri" w:hAnsi="Calibri"/>
-                <w:sz w:val="17"/>
+                <w:b w:val="0"/>
+                <w:sz w:val="18"/>
               </w:rPr>
               <w:t>70 (8.9%)</w:t>
             </w:r>
@@ -850,37 +681,19 @@
         </w:tc>
         <w:tc>
           <w:tcPr>
-            <w:tcW w:type="dxa" w:w="1285"/>
-            <w:shd w:fill="F0F4FF"/>
+            <w:tcW w:type="dxa" w:w="960"/>
             <w:vAlign w:val="center"/>
           </w:tcPr>
           <w:p>
             <w:pPr>
               <w:jc w:val="center"/>
             </w:pPr>
+            <w:r/>
             <w:r>
               <w:rPr>
                 <w:rFonts w:ascii="Calibri" w:hAnsi="Calibri"/>
-                <w:sz w:val="17"/>
-              </w:rPr>
-              <w:t>0.00 (0.00–0.00)</w:t>
-            </w:r>
-          </w:p>
-        </w:tc>
-        <w:tc>
-          <w:tcPr>
-            <w:tcW w:type="dxa" w:w="1285"/>
-            <w:shd w:fill="F0F4FF"/>
-            <w:vAlign w:val="center"/>
-          </w:tcPr>
-          <w:p>
-            <w:pPr>
-              <w:jc w:val="center"/>
-            </w:pPr>
-            <w:r>
-              <w:rPr>
-                <w:rFonts w:ascii="Calibri" w:hAnsi="Calibri"/>
-                <w:sz w:val="17"/>
+                <w:b w:val="0"/>
+                <w:sz w:val="18"/>
               </w:rPr>
               <w:t>0.158</w:t>
             </w:r>
@@ -888,18 +701,19 @@
         </w:tc>
         <w:tc>
           <w:tcPr>
-            <w:tcW w:type="dxa" w:w="1285"/>
-            <w:shd w:fill="F0F4FF"/>
+            <w:tcW w:type="dxa" w:w="960"/>
             <w:vAlign w:val="center"/>
           </w:tcPr>
           <w:p>
             <w:pPr>
               <w:jc w:val="center"/>
             </w:pPr>
+            <w:r/>
             <w:r>
               <w:rPr>
                 <w:rFonts w:ascii="Calibri" w:hAnsi="Calibri"/>
-                <w:sz w:val="17"/>
+                <w:b w:val="0"/>
+                <w:sz w:val="18"/>
               </w:rPr>
               <w:t>338</w:t>
             </w:r>
@@ -907,18 +721,19 @@
         </w:tc>
         <w:tc>
           <w:tcPr>
-            <w:tcW w:type="dxa" w:w="1285"/>
-            <w:shd w:fill="F0F4FF"/>
+            <w:tcW w:type="dxa" w:w="960"/>
             <w:vAlign w:val="center"/>
           </w:tcPr>
           <w:p>
             <w:pPr>
               <w:jc w:val="center"/>
             </w:pPr>
+            <w:r/>
             <w:r>
               <w:rPr>
                 <w:rFonts w:ascii="Calibri" w:hAnsi="Calibri"/>
-                <w:sz w:val="17"/>
+                <w:b w:val="0"/>
+                <w:sz w:val="18"/>
               </w:rPr>
               <w:t>148 (18.8%)</w:t>
             </w:r>
@@ -926,37 +741,19 @@
         </w:tc>
         <w:tc>
           <w:tcPr>
-            <w:tcW w:type="dxa" w:w="1285"/>
-            <w:shd w:fill="F0F4FF"/>
+            <w:tcW w:type="dxa" w:w="960"/>
             <w:vAlign w:val="center"/>
           </w:tcPr>
           <w:p>
             <w:pPr>
               <w:jc w:val="center"/>
             </w:pPr>
+            <w:r/>
             <w:r>
               <w:rPr>
                 <w:rFonts w:ascii="Calibri" w:hAnsi="Calibri"/>
-                <w:sz w:val="17"/>
-              </w:rPr>
-              <w:t>0.00 (0.00–0.00)</w:t>
-            </w:r>
-          </w:p>
-        </w:tc>
-        <w:tc>
-          <w:tcPr>
-            <w:tcW w:type="dxa" w:w="1285"/>
-            <w:shd w:fill="F0F4FF"/>
-            <w:vAlign w:val="center"/>
-          </w:tcPr>
-          <w:p>
-            <w:pPr>
-              <w:jc w:val="center"/>
-            </w:pPr>
-            <w:r>
-              <w:rPr>
-                <w:rFonts w:ascii="Calibri" w:hAnsi="Calibri"/>
-                <w:sz w:val="17"/>
+                <w:b w:val="0"/>
+                <w:sz w:val="18"/>
               </w:rPr>
               <w:t>0.571</w:t>
             </w:r>
@@ -966,17 +763,19 @@
       <w:tr>
         <w:tc>
           <w:tcPr>
-            <w:tcW w:type="dxa" w:w="1285"/>
+            <w:tcW w:type="dxa" w:w="960"/>
             <w:vAlign w:val="center"/>
           </w:tcPr>
           <w:p>
             <w:pPr>
-              <w:jc w:val="center"/>
+              <w:jc w:val="left"/>
             </w:pPr>
+            <w:r/>
             <w:r>
               <w:rPr>
                 <w:rFonts w:ascii="Calibri" w:hAnsi="Calibri"/>
-                <w:sz w:val="17"/>
+                <w:b w:val="0"/>
+                <w:sz w:val="18"/>
               </w:rPr>
               <w:t>Q3</w:t>
             </w:r>
@@ -984,17 +783,19 @@
         </w:tc>
         <w:tc>
           <w:tcPr>
-            <w:tcW w:type="dxa" w:w="1285"/>
+            <w:tcW w:type="dxa" w:w="960"/>
             <w:vAlign w:val="center"/>
           </w:tcPr>
           <w:p>
             <w:pPr>
               <w:jc w:val="center"/>
             </w:pPr>
+            <w:r/>
             <w:r>
               <w:rPr>
                 <w:rFonts w:ascii="Calibri" w:hAnsi="Calibri"/>
-                <w:sz w:val="17"/>
+                <w:b w:val="0"/>
+                <w:sz w:val="18"/>
               </w:rPr>
               <w:t>786</w:t>
             </w:r>
@@ -1002,17 +803,19 @@
         </w:tc>
         <w:tc>
           <w:tcPr>
-            <w:tcW w:type="dxa" w:w="1285"/>
+            <w:tcW w:type="dxa" w:w="960"/>
             <w:vAlign w:val="center"/>
           </w:tcPr>
           <w:p>
             <w:pPr>
               <w:jc w:val="center"/>
             </w:pPr>
+            <w:r/>
             <w:r>
               <w:rPr>
                 <w:rFonts w:ascii="Calibri" w:hAnsi="Calibri"/>
-                <w:sz w:val="17"/>
+                <w:b w:val="0"/>
+                <w:sz w:val="18"/>
               </w:rPr>
               <w:t>40.39</w:t>
             </w:r>
@@ -1020,17 +823,19 @@
         </w:tc>
         <w:tc>
           <w:tcPr>
-            <w:tcW w:type="dxa" w:w="1285"/>
+            <w:tcW w:type="dxa" w:w="960"/>
             <w:vAlign w:val="center"/>
           </w:tcPr>
           <w:p>
             <w:pPr>
               <w:jc w:val="center"/>
             </w:pPr>
+            <w:r/>
             <w:r>
               <w:rPr>
                 <w:rFonts w:ascii="Calibri" w:hAnsi="Calibri"/>
-                <w:sz w:val="17"/>
+                <w:b w:val="0"/>
+                <w:sz w:val="18"/>
               </w:rPr>
               <w:t>216</w:t>
             </w:r>
@@ -1038,17 +843,19 @@
         </w:tc>
         <w:tc>
           <w:tcPr>
-            <w:tcW w:type="dxa" w:w="1285"/>
+            <w:tcW w:type="dxa" w:w="960"/>
             <w:vAlign w:val="center"/>
           </w:tcPr>
           <w:p>
             <w:pPr>
               <w:jc w:val="center"/>
             </w:pPr>
+            <w:r/>
             <w:r>
               <w:rPr>
                 <w:rFonts w:ascii="Calibri" w:hAnsi="Calibri"/>
-                <w:sz w:val="17"/>
+                <w:b w:val="0"/>
+                <w:sz w:val="18"/>
               </w:rPr>
               <w:t>88 (11.2%)</w:t>
             </w:r>
@@ -1056,35 +863,19 @@
         </w:tc>
         <w:tc>
           <w:tcPr>
-            <w:tcW w:type="dxa" w:w="1285"/>
+            <w:tcW w:type="dxa" w:w="960"/>
             <w:vAlign w:val="center"/>
           </w:tcPr>
           <w:p>
             <w:pPr>
               <w:jc w:val="center"/>
             </w:pPr>
+            <w:r/>
             <w:r>
               <w:rPr>
                 <w:rFonts w:ascii="Calibri" w:hAnsi="Calibri"/>
-                <w:sz w:val="17"/>
-              </w:rPr>
-              <w:t>0.00 (0.00–0.00)</w:t>
-            </w:r>
-          </w:p>
-        </w:tc>
-        <w:tc>
-          <w:tcPr>
-            <w:tcW w:type="dxa" w:w="1285"/>
-            <w:vAlign w:val="center"/>
-          </w:tcPr>
-          <w:p>
-            <w:pPr>
-              <w:jc w:val="center"/>
-            </w:pPr>
-            <w:r>
-              <w:rPr>
-                <w:rFonts w:ascii="Calibri" w:hAnsi="Calibri"/>
-                <w:sz w:val="17"/>
+                <w:b w:val="0"/>
+                <w:sz w:val="18"/>
               </w:rPr>
               <w:t>0.152</w:t>
             </w:r>
@@ -1092,17 +883,19 @@
         </w:tc>
         <w:tc>
           <w:tcPr>
-            <w:tcW w:type="dxa" w:w="1285"/>
+            <w:tcW w:type="dxa" w:w="960"/>
             <w:vAlign w:val="center"/>
           </w:tcPr>
           <w:p>
             <w:pPr>
               <w:jc w:val="center"/>
             </w:pPr>
+            <w:r/>
             <w:r>
               <w:rPr>
                 <w:rFonts w:ascii="Calibri" w:hAnsi="Calibri"/>
-                <w:sz w:val="17"/>
+                <w:b w:val="0"/>
+                <w:sz w:val="18"/>
               </w:rPr>
               <w:t>450</w:t>
             </w:r>
@@ -1110,17 +903,19 @@
         </w:tc>
         <w:tc>
           <w:tcPr>
-            <w:tcW w:type="dxa" w:w="1285"/>
+            <w:tcW w:type="dxa" w:w="960"/>
             <w:vAlign w:val="center"/>
           </w:tcPr>
           <w:p>
             <w:pPr>
               <w:jc w:val="center"/>
             </w:pPr>
+            <w:r/>
             <w:r>
               <w:rPr>
                 <w:rFonts w:ascii="Calibri" w:hAnsi="Calibri"/>
-                <w:sz w:val="17"/>
+                <w:b w:val="0"/>
+                <w:sz w:val="18"/>
               </w:rPr>
               <w:t>162 (20.6%)</w:t>
             </w:r>
@@ -1128,35 +923,19 @@
         </w:tc>
         <w:tc>
           <w:tcPr>
-            <w:tcW w:type="dxa" w:w="1285"/>
+            <w:tcW w:type="dxa" w:w="960"/>
             <w:vAlign w:val="center"/>
           </w:tcPr>
           <w:p>
             <w:pPr>
               <w:jc w:val="center"/>
             </w:pPr>
+            <w:r/>
             <w:r>
               <w:rPr>
                 <w:rFonts w:ascii="Calibri" w:hAnsi="Calibri"/>
-                <w:sz w:val="17"/>
-              </w:rPr>
-              <w:t>0.00 (0.00–0.00)</w:t>
-            </w:r>
-          </w:p>
-        </w:tc>
-        <w:tc>
-          <w:tcPr>
-            <w:tcW w:type="dxa" w:w="1285"/>
-            <w:vAlign w:val="center"/>
-          </w:tcPr>
-          <w:p>
-            <w:pPr>
-              <w:jc w:val="center"/>
-            </w:pPr>
-            <w:r>
-              <w:rPr>
-                <w:rFonts w:ascii="Calibri" w:hAnsi="Calibri"/>
-                <w:sz w:val="17"/>
+                <w:b w:val="0"/>
+                <w:sz w:val="18"/>
               </w:rPr>
               <w:t>0.566</w:t>
             </w:r>
@@ -1166,37 +945,39 @@
       <w:tr>
         <w:tc>
           <w:tcPr>
-            <w:tcW w:type="dxa" w:w="1285"/>
-            <w:shd w:fill="F0F4FF"/>
+            <w:tcW w:type="dxa" w:w="960"/>
+            <w:vAlign w:val="center"/>
+          </w:tcPr>
+          <w:p>
+            <w:pPr>
+              <w:jc w:val="left"/>
+            </w:pPr>
+            <w:r/>
+            <w:r>
+              <w:rPr>
+                <w:rFonts w:ascii="Calibri" w:hAnsi="Calibri"/>
+                <w:b w:val="0"/>
+                <w:sz w:val="18"/>
+              </w:rPr>
+              <w:t>Q4 (Most Vulnerable)</w:t>
+            </w:r>
+          </w:p>
+        </w:tc>
+        <w:tc>
+          <w:tcPr>
+            <w:tcW w:type="dxa" w:w="960"/>
             <w:vAlign w:val="center"/>
           </w:tcPr>
           <w:p>
             <w:pPr>
               <w:jc w:val="center"/>
             </w:pPr>
+            <w:r/>
             <w:r>
               <w:rPr>
                 <w:rFonts w:ascii="Calibri" w:hAnsi="Calibri"/>
-                <w:sz w:val="17"/>
-              </w:rPr>
-              <w:t>Q4 — Most Vulnerable</w:t>
-            </w:r>
-          </w:p>
-        </w:tc>
-        <w:tc>
-          <w:tcPr>
-            <w:tcW w:type="dxa" w:w="1285"/>
-            <w:shd w:fill="F0F4FF"/>
-            <w:vAlign w:val="center"/>
-          </w:tcPr>
-          <w:p>
-            <w:pPr>
-              <w:jc w:val="center"/>
-            </w:pPr>
-            <w:r>
-              <w:rPr>
-                <w:rFonts w:ascii="Calibri" w:hAnsi="Calibri"/>
-                <w:sz w:val="17"/>
+                <w:b w:val="0"/>
+                <w:sz w:val="18"/>
               </w:rPr>
               <w:t>786</w:t>
             </w:r>
@@ -1204,18 +985,19 @@
         </w:tc>
         <w:tc>
           <w:tcPr>
-            <w:tcW w:type="dxa" w:w="1285"/>
-            <w:shd w:fill="F0F4FF"/>
+            <w:tcW w:type="dxa" w:w="960"/>
             <w:vAlign w:val="center"/>
           </w:tcPr>
           <w:p>
             <w:pPr>
               <w:jc w:val="center"/>
             </w:pPr>
+            <w:r/>
             <w:r>
               <w:rPr>
                 <w:rFonts w:ascii="Calibri" w:hAnsi="Calibri"/>
-                <w:sz w:val="17"/>
+                <w:b w:val="0"/>
+                <w:sz w:val="18"/>
               </w:rPr>
               <w:t>46.12</w:t>
             </w:r>
@@ -1223,18 +1005,19 @@
         </w:tc>
         <w:tc>
           <w:tcPr>
-            <w:tcW w:type="dxa" w:w="1285"/>
-            <w:shd w:fill="F0F4FF"/>
+            <w:tcW w:type="dxa" w:w="960"/>
             <w:vAlign w:val="center"/>
           </w:tcPr>
           <w:p>
             <w:pPr>
               <w:jc w:val="center"/>
             </w:pPr>
+            <w:r/>
             <w:r>
               <w:rPr>
                 <w:rFonts w:ascii="Calibri" w:hAnsi="Calibri"/>
-                <w:sz w:val="17"/>
+                <w:b w:val="0"/>
+                <w:sz w:val="18"/>
               </w:rPr>
               <w:t>214</w:t>
             </w:r>
@@ -1242,18 +1025,19 @@
         </w:tc>
         <w:tc>
           <w:tcPr>
-            <w:tcW w:type="dxa" w:w="1285"/>
-            <w:shd w:fill="F0F4FF"/>
+            <w:tcW w:type="dxa" w:w="960"/>
             <w:vAlign w:val="center"/>
           </w:tcPr>
           <w:p>
             <w:pPr>
               <w:jc w:val="center"/>
             </w:pPr>
+            <w:r/>
             <w:r>
               <w:rPr>
                 <w:rFonts w:ascii="Calibri" w:hAnsi="Calibri"/>
-                <w:sz w:val="17"/>
+                <w:b w:val="0"/>
+                <w:sz w:val="18"/>
               </w:rPr>
               <w:t>70 (8.9%)</w:t>
             </w:r>
@@ -1261,37 +1045,19 @@
         </w:tc>
         <w:tc>
           <w:tcPr>
-            <w:tcW w:type="dxa" w:w="1285"/>
-            <w:shd w:fill="F0F4FF"/>
+            <w:tcW w:type="dxa" w:w="960"/>
             <w:vAlign w:val="center"/>
           </w:tcPr>
           <w:p>
             <w:pPr>
               <w:jc w:val="center"/>
             </w:pPr>
+            <w:r/>
             <w:r>
               <w:rPr>
                 <w:rFonts w:ascii="Calibri" w:hAnsi="Calibri"/>
-                <w:sz w:val="17"/>
-              </w:rPr>
-              <w:t>0.00 (0.00–0.00)</w:t>
-            </w:r>
-          </w:p>
-        </w:tc>
-        <w:tc>
-          <w:tcPr>
-            <w:tcW w:type="dxa" w:w="1285"/>
-            <w:shd w:fill="F0F4FF"/>
-            <w:vAlign w:val="center"/>
-          </w:tcPr>
-          <w:p>
-            <w:pPr>
-              <w:jc w:val="center"/>
-            </w:pPr>
-            <w:r>
-              <w:rPr>
-                <w:rFonts w:ascii="Calibri" w:hAnsi="Calibri"/>
-                <w:sz w:val="17"/>
+                <w:b w:val="0"/>
+                <w:sz w:val="18"/>
               </w:rPr>
               <w:t>0.131</w:t>
             </w:r>
@@ -1299,18 +1065,19 @@
         </w:tc>
         <w:tc>
           <w:tcPr>
-            <w:tcW w:type="dxa" w:w="1285"/>
-            <w:shd w:fill="F0F4FF"/>
+            <w:tcW w:type="dxa" w:w="960"/>
             <w:vAlign w:val="center"/>
           </w:tcPr>
           <w:p>
             <w:pPr>
               <w:jc w:val="center"/>
             </w:pPr>
+            <w:r/>
             <w:r>
               <w:rPr>
                 <w:rFonts w:ascii="Calibri" w:hAnsi="Calibri"/>
-                <w:sz w:val="17"/>
+                <w:b w:val="0"/>
+                <w:sz w:val="18"/>
               </w:rPr>
               <w:t>516</w:t>
             </w:r>
@@ -1318,18 +1085,19 @@
         </w:tc>
         <w:tc>
           <w:tcPr>
-            <w:tcW w:type="dxa" w:w="1285"/>
-            <w:shd w:fill="F0F4FF"/>
+            <w:tcW w:type="dxa" w:w="960"/>
             <w:vAlign w:val="center"/>
           </w:tcPr>
           <w:p>
             <w:pPr>
               <w:jc w:val="center"/>
             </w:pPr>
+            <w:r/>
             <w:r>
               <w:rPr>
                 <w:rFonts w:ascii="Calibri" w:hAnsi="Calibri"/>
-                <w:sz w:val="17"/>
+                <w:b w:val="0"/>
+                <w:sz w:val="18"/>
               </w:rPr>
               <w:t>122 (15.5%)</w:t>
             </w:r>
@@ -1337,37 +1105,19 @@
         </w:tc>
         <w:tc>
           <w:tcPr>
-            <w:tcW w:type="dxa" w:w="1285"/>
-            <w:shd w:fill="F0F4FF"/>
+            <w:tcW w:type="dxa" w:w="960"/>
             <w:vAlign w:val="center"/>
           </w:tcPr>
           <w:p>
             <w:pPr>
               <w:jc w:val="center"/>
             </w:pPr>
+            <w:r/>
             <w:r>
               <w:rPr>
                 <w:rFonts w:ascii="Calibri" w:hAnsi="Calibri"/>
-                <w:sz w:val="17"/>
-              </w:rPr>
-              <w:t>0.00 (0.00–0.00)</w:t>
-            </w:r>
-          </w:p>
-        </w:tc>
-        <w:tc>
-          <w:tcPr>
-            <w:tcW w:type="dxa" w:w="1285"/>
-            <w:shd w:fill="F0F4FF"/>
-            <w:vAlign w:val="center"/>
-          </w:tcPr>
-          <w:p>
-            <w:pPr>
-              <w:jc w:val="center"/>
-            </w:pPr>
-            <w:r>
-              <w:rPr>
-                <w:rFonts w:ascii="Calibri" w:hAnsi="Calibri"/>
-                <w:sz w:val="17"/>
+                <w:b w:val="0"/>
+                <w:sz w:val="18"/>
               </w:rPr>
               <w:t>0.517</w:t>
             </w:r>
@@ -1377,35 +1127,39 @@
       <w:tr>
         <w:tc>
           <w:tcPr>
-            <w:tcW w:type="dxa" w:w="1285"/>
+            <w:tcW w:type="dxa" w:w="960"/>
+            <w:vAlign w:val="center"/>
+          </w:tcPr>
+          <w:p>
+            <w:pPr>
+              <w:jc w:val="left"/>
+            </w:pPr>
+            <w:r/>
+            <w:r>
+              <w:rPr>
+                <w:rFonts w:ascii="Calibri" w:hAnsi="Calibri"/>
+                <w:b w:val="0"/>
+                <w:sz w:val="18"/>
+              </w:rPr>
+              <w:t>Metropolitan (RUCC 1-3)</w:t>
+            </w:r>
+          </w:p>
+        </w:tc>
+        <w:tc>
+          <w:tcPr>
+            <w:tcW w:type="dxa" w:w="960"/>
             <w:vAlign w:val="center"/>
           </w:tcPr>
           <w:p>
             <w:pPr>
               <w:jc w:val="center"/>
             </w:pPr>
+            <w:r/>
             <w:r>
               <w:rPr>
                 <w:rFonts w:ascii="Calibri" w:hAnsi="Calibri"/>
-                <w:sz w:val="17"/>
-              </w:rPr>
-              <w:t>Metropolitan (RUCC 1–3)</w:t>
-            </w:r>
-          </w:p>
-        </w:tc>
-        <w:tc>
-          <w:tcPr>
-            <w:tcW w:type="dxa" w:w="1285"/>
-            <w:vAlign w:val="center"/>
-          </w:tcPr>
-          <w:p>
-            <w:pPr>
-              <w:jc w:val="center"/>
-            </w:pPr>
-            <w:r>
-              <w:rPr>
-                <w:rFonts w:ascii="Calibri" w:hAnsi="Calibri"/>
-                <w:sz w:val="17"/>
+                <w:b w:val="0"/>
+                <w:sz w:val="18"/>
               </w:rPr>
               <w:t>1186</w:t>
             </w:r>
@@ -1413,17 +1167,19 @@
         </w:tc>
         <w:tc>
           <w:tcPr>
-            <w:tcW w:type="dxa" w:w="1285"/>
+            <w:tcW w:type="dxa" w:w="960"/>
             <w:vAlign w:val="center"/>
           </w:tcPr>
           <w:p>
             <w:pPr>
               <w:jc w:val="center"/>
             </w:pPr>
+            <w:r/>
             <w:r>
               <w:rPr>
                 <w:rFonts w:ascii="Calibri" w:hAnsi="Calibri"/>
-                <w:sz w:val="17"/>
+                <w:b w:val="0"/>
+                <w:sz w:val="18"/>
               </w:rPr>
               <w:t>120.34</w:t>
             </w:r>
@@ -1431,17 +1187,19 @@
         </w:tc>
         <w:tc>
           <w:tcPr>
-            <w:tcW w:type="dxa" w:w="1285"/>
+            <w:tcW w:type="dxa" w:w="960"/>
             <w:vAlign w:val="center"/>
           </w:tcPr>
           <w:p>
             <w:pPr>
               <w:jc w:val="center"/>
             </w:pPr>
+            <w:r/>
             <w:r>
               <w:rPr>
                 <w:rFonts w:ascii="Calibri" w:hAnsi="Calibri"/>
-                <w:sz w:val="17"/>
+                <w:b w:val="0"/>
+                <w:sz w:val="18"/>
               </w:rPr>
               <w:t>674</w:t>
             </w:r>
@@ -1449,17 +1207,19 @@
         </w:tc>
         <w:tc>
           <w:tcPr>
-            <w:tcW w:type="dxa" w:w="1285"/>
+            <w:tcW w:type="dxa" w:w="960"/>
             <w:vAlign w:val="center"/>
           </w:tcPr>
           <w:p>
             <w:pPr>
               <w:jc w:val="center"/>
             </w:pPr>
+            <w:r/>
             <w:r>
               <w:rPr>
                 <w:rFonts w:ascii="Calibri" w:hAnsi="Calibri"/>
-                <w:sz w:val="17"/>
+                <w:b w:val="0"/>
+                <w:sz w:val="18"/>
               </w:rPr>
               <w:t>276 (23.3%)</w:t>
             </w:r>
@@ -1467,35 +1227,19 @@
         </w:tc>
         <w:tc>
           <w:tcPr>
-            <w:tcW w:type="dxa" w:w="1285"/>
+            <w:tcW w:type="dxa" w:w="960"/>
             <w:vAlign w:val="center"/>
           </w:tcPr>
           <w:p>
             <w:pPr>
               <w:jc w:val="center"/>
             </w:pPr>
+            <w:r/>
             <w:r>
               <w:rPr>
                 <w:rFonts w:ascii="Calibri" w:hAnsi="Calibri"/>
-                <w:sz w:val="17"/>
-              </w:rPr>
-              <w:t>0.00 (0.00–0.00)</w:t>
-            </w:r>
-          </w:p>
-        </w:tc>
-        <w:tc>
-          <w:tcPr>
-            <w:tcW w:type="dxa" w:w="1285"/>
-            <w:vAlign w:val="center"/>
-          </w:tcPr>
-          <w:p>
-            <w:pPr>
-              <w:jc w:val="center"/>
-            </w:pPr>
-            <w:r>
-              <w:rPr>
-                <w:rFonts w:ascii="Calibri" w:hAnsi="Calibri"/>
-                <w:sz w:val="17"/>
+                <w:b w:val="0"/>
+                <w:sz w:val="18"/>
               </w:rPr>
               <w:t>0.348</w:t>
             </w:r>
@@ -1503,17 +1247,19 @@
         </w:tc>
         <w:tc>
           <w:tcPr>
-            <w:tcW w:type="dxa" w:w="1285"/>
+            <w:tcW w:type="dxa" w:w="960"/>
             <w:vAlign w:val="center"/>
           </w:tcPr>
           <w:p>
             <w:pPr>
               <w:jc w:val="center"/>
             </w:pPr>
+            <w:r/>
             <w:r>
               <w:rPr>
                 <w:rFonts w:ascii="Calibri" w:hAnsi="Calibri"/>
-                <w:sz w:val="17"/>
+                <w:b w:val="0"/>
+                <w:sz w:val="18"/>
               </w:rPr>
               <w:t>1369</w:t>
             </w:r>
@@ -1521,17 +1267,19 @@
         </w:tc>
         <w:tc>
           <w:tcPr>
-            <w:tcW w:type="dxa" w:w="1285"/>
+            <w:tcW w:type="dxa" w:w="960"/>
             <w:vAlign w:val="center"/>
           </w:tcPr>
           <w:p>
             <w:pPr>
               <w:jc w:val="center"/>
             </w:pPr>
+            <w:r/>
             <w:r>
               <w:rPr>
                 <w:rFonts w:ascii="Calibri" w:hAnsi="Calibri"/>
-                <w:sz w:val="17"/>
+                <w:b w:val="0"/>
+                <w:sz w:val="18"/>
               </w:rPr>
               <w:t>427 (36.0%)</w:t>
             </w:r>
@@ -1539,35 +1287,19 @@
         </w:tc>
         <w:tc>
           <w:tcPr>
-            <w:tcW w:type="dxa" w:w="1285"/>
+            <w:tcW w:type="dxa" w:w="960"/>
             <w:vAlign w:val="center"/>
           </w:tcPr>
           <w:p>
             <w:pPr>
               <w:jc w:val="center"/>
             </w:pPr>
+            <w:r/>
             <w:r>
               <w:rPr>
                 <w:rFonts w:ascii="Calibri" w:hAnsi="Calibri"/>
-                <w:sz w:val="17"/>
-              </w:rPr>
-              <w:t>0.00 (0.00–1.21)</w:t>
-            </w:r>
-          </w:p>
-        </w:tc>
-        <w:tc>
-          <w:tcPr>
-            <w:tcW w:type="dxa" w:w="1285"/>
-            <w:vAlign w:val="center"/>
-          </w:tcPr>
-          <w:p>
-            <w:pPr>
-              <w:jc w:val="center"/>
-            </w:pPr>
-            <w:r>
-              <w:rPr>
-                <w:rFonts w:ascii="Calibri" w:hAnsi="Calibri"/>
-                <w:sz w:val="17"/>
+                <w:b w:val="0"/>
+                <w:sz w:val="18"/>
               </w:rPr>
               <w:t>0.732</w:t>
             </w:r>
@@ -1577,45 +1309,39 @@
       <w:tr>
         <w:tc>
           <w:tcPr>
-            <w:tcW w:type="dxa" w:w="1285"/>
-            <w:shd w:fill="F0F4FF"/>
+            <w:tcW w:type="dxa" w:w="960"/>
             <w:vAlign w:val="center"/>
-            <w:tcBorders>
-              <w:top w:val="single" w:sz="4" w:color="000000"/>
-              <w:bottom w:val="single" w:sz="12" w:color="000000"/>
-            </w:tcBorders>
+          </w:tcPr>
+          <w:p>
+            <w:pPr>
+              <w:jc w:val="left"/>
+            </w:pPr>
+            <w:r/>
+            <w:r>
+              <w:rPr>
+                <w:rFonts w:ascii="Calibri" w:hAnsi="Calibri"/>
+                <w:b w:val="0"/>
+                <w:sz w:val="18"/>
+              </w:rPr>
+              <w:t>Nonmetropolitan (RUCC 4-9)</w:t>
+            </w:r>
+          </w:p>
+        </w:tc>
+        <w:tc>
+          <w:tcPr>
+            <w:tcW w:type="dxa" w:w="960"/>
+            <w:vAlign w:val="center"/>
           </w:tcPr>
           <w:p>
             <w:pPr>
               <w:jc w:val="center"/>
             </w:pPr>
+            <w:r/>
             <w:r>
               <w:rPr>
                 <w:rFonts w:ascii="Calibri" w:hAnsi="Calibri"/>
-                <w:sz w:val="17"/>
-              </w:rPr>
-              <w:t>Nonmetropolitan (RUCC 4–9)</w:t>
-            </w:r>
-          </w:p>
-        </w:tc>
-        <w:tc>
-          <w:tcPr>
-            <w:tcW w:type="dxa" w:w="1285"/>
-            <w:shd w:fill="F0F4FF"/>
-            <w:vAlign w:val="center"/>
-            <w:tcBorders>
-              <w:top w:val="single" w:sz="4" w:color="000000"/>
-              <w:bottom w:val="single" w:sz="12" w:color="000000"/>
-            </w:tcBorders>
-          </w:tcPr>
-          <w:p>
-            <w:pPr>
-              <w:jc w:val="center"/>
-            </w:pPr>
-            <w:r>
-              <w:rPr>
-                <w:rFonts w:ascii="Calibri" w:hAnsi="Calibri"/>
-                <w:sz w:val="17"/>
+                <w:b w:val="0"/>
+                <w:sz w:val="18"/>
               </w:rPr>
               <w:t>1958</w:t>
             </w:r>
@@ -1623,22 +1349,19 @@
         </w:tc>
         <w:tc>
           <w:tcPr>
-            <w:tcW w:type="dxa" w:w="1285"/>
-            <w:shd w:fill="F0F4FF"/>
+            <w:tcW w:type="dxa" w:w="960"/>
             <w:vAlign w:val="center"/>
-            <w:tcBorders>
-              <w:top w:val="single" w:sz="4" w:color="000000"/>
-              <w:bottom w:val="single" w:sz="12" w:color="000000"/>
-            </w:tcBorders>
           </w:tcPr>
           <w:p>
             <w:pPr>
               <w:jc w:val="center"/>
             </w:pPr>
+            <w:r/>
             <w:r>
               <w:rPr>
                 <w:rFonts w:ascii="Calibri" w:hAnsi="Calibri"/>
-                <w:sz w:val="17"/>
+                <w:b w:val="0"/>
+                <w:sz w:val="18"/>
               </w:rPr>
               <w:t>21.26</w:t>
             </w:r>
@@ -1646,22 +1369,19 @@
         </w:tc>
         <w:tc>
           <w:tcPr>
-            <w:tcW w:type="dxa" w:w="1285"/>
-            <w:shd w:fill="F0F4FF"/>
+            <w:tcW w:type="dxa" w:w="960"/>
             <w:vAlign w:val="center"/>
-            <w:tcBorders>
-              <w:top w:val="single" w:sz="4" w:color="000000"/>
-              <w:bottom w:val="single" w:sz="12" w:color="000000"/>
-            </w:tcBorders>
           </w:tcPr>
           <w:p>
             <w:pPr>
               <w:jc w:val="center"/>
             </w:pPr>
+            <w:r/>
             <w:r>
               <w:rPr>
                 <w:rFonts w:ascii="Calibri" w:hAnsi="Calibri"/>
-                <w:sz w:val="17"/>
+                <w:b w:val="0"/>
+                <w:sz w:val="18"/>
               </w:rPr>
               <w:t>13</w:t>
             </w:r>
@@ -1669,22 +1389,19 @@
         </w:tc>
         <w:tc>
           <w:tcPr>
-            <w:tcW w:type="dxa" w:w="1285"/>
-            <w:shd w:fill="F0F4FF"/>
+            <w:tcW w:type="dxa" w:w="960"/>
             <w:vAlign w:val="center"/>
-            <w:tcBorders>
-              <w:top w:val="single" w:sz="4" w:color="000000"/>
-              <w:bottom w:val="single" w:sz="12" w:color="000000"/>
-            </w:tcBorders>
           </w:tcPr>
           <w:p>
             <w:pPr>
               <w:jc w:val="center"/>
             </w:pPr>
+            <w:r/>
             <w:r>
               <w:rPr>
                 <w:rFonts w:ascii="Calibri" w:hAnsi="Calibri"/>
-                <w:sz w:val="17"/>
+                <w:b w:val="0"/>
+                <w:sz w:val="18"/>
               </w:rPr>
               <w:t>13 (0.7%)</w:t>
             </w:r>
@@ -1692,45 +1409,19 @@
         </w:tc>
         <w:tc>
           <w:tcPr>
-            <w:tcW w:type="dxa" w:w="1285"/>
-            <w:shd w:fill="F0F4FF"/>
+            <w:tcW w:type="dxa" w:w="960"/>
             <w:vAlign w:val="center"/>
-            <w:tcBorders>
-              <w:top w:val="single" w:sz="4" w:color="000000"/>
-              <w:bottom w:val="single" w:sz="12" w:color="000000"/>
-            </w:tcBorders>
           </w:tcPr>
           <w:p>
             <w:pPr>
               <w:jc w:val="center"/>
             </w:pPr>
+            <w:r/>
             <w:r>
               <w:rPr>
                 <w:rFonts w:ascii="Calibri" w:hAnsi="Calibri"/>
-                <w:sz w:val="17"/>
-              </w:rPr>
-              <w:t>0.00 (0.00–0.00)</w:t>
-            </w:r>
-          </w:p>
-        </w:tc>
-        <w:tc>
-          <w:tcPr>
-            <w:tcW w:type="dxa" w:w="1285"/>
-            <w:shd w:fill="F0F4FF"/>
-            <w:vAlign w:val="center"/>
-            <w:tcBorders>
-              <w:top w:val="single" w:sz="4" w:color="000000"/>
-              <w:bottom w:val="single" w:sz="12" w:color="000000"/>
-            </w:tcBorders>
-          </w:tcPr>
-          <w:p>
-            <w:pPr>
-              <w:jc w:val="center"/>
-            </w:pPr>
-            <w:r>
-              <w:rPr>
-                <w:rFonts w:ascii="Calibri" w:hAnsi="Calibri"/>
-                <w:sz w:val="17"/>
+                <w:b w:val="0"/>
+                <w:sz w:val="18"/>
               </w:rPr>
               <w:t>0.024</w:t>
             </w:r>
@@ -1738,22 +1429,19 @@
         </w:tc>
         <w:tc>
           <w:tcPr>
-            <w:tcW w:type="dxa" w:w="1285"/>
-            <w:shd w:fill="F0F4FF"/>
+            <w:tcW w:type="dxa" w:w="960"/>
             <w:vAlign w:val="center"/>
-            <w:tcBorders>
-              <w:top w:val="single" w:sz="4" w:color="000000"/>
-              <w:bottom w:val="single" w:sz="12" w:color="000000"/>
-            </w:tcBorders>
           </w:tcPr>
           <w:p>
             <w:pPr>
               <w:jc w:val="center"/>
             </w:pPr>
+            <w:r/>
             <w:r>
               <w:rPr>
                 <w:rFonts w:ascii="Calibri" w:hAnsi="Calibri"/>
-                <w:sz w:val="17"/>
+                <w:b w:val="0"/>
+                <w:sz w:val="18"/>
               </w:rPr>
               <w:t>112</w:t>
             </w:r>
@@ -1761,22 +1449,19 @@
         </w:tc>
         <w:tc>
           <w:tcPr>
-            <w:tcW w:type="dxa" w:w="1285"/>
-            <w:shd w:fill="F0F4FF"/>
+            <w:tcW w:type="dxa" w:w="960"/>
             <w:vAlign w:val="center"/>
-            <w:tcBorders>
-              <w:top w:val="single" w:sz="4" w:color="000000"/>
-              <w:bottom w:val="single" w:sz="12" w:color="000000"/>
-            </w:tcBorders>
           </w:tcPr>
           <w:p>
             <w:pPr>
               <w:jc w:val="center"/>
             </w:pPr>
+            <w:r/>
             <w:r>
               <w:rPr>
                 <w:rFonts w:ascii="Calibri" w:hAnsi="Calibri"/>
-                <w:sz w:val="17"/>
+                <w:b w:val="0"/>
+                <w:sz w:val="18"/>
               </w:rPr>
               <w:t>105 (5.4%)</w:t>
             </w:r>
@@ -1784,45 +1469,19 @@
         </w:tc>
         <w:tc>
           <w:tcPr>
-            <w:tcW w:type="dxa" w:w="1285"/>
-            <w:shd w:fill="F0F4FF"/>
+            <w:tcW w:type="dxa" w:w="960"/>
             <w:vAlign w:val="center"/>
-            <w:tcBorders>
-              <w:top w:val="single" w:sz="4" w:color="000000"/>
-              <w:bottom w:val="single" w:sz="12" w:color="000000"/>
-            </w:tcBorders>
           </w:tcPr>
           <w:p>
             <w:pPr>
               <w:jc w:val="center"/>
             </w:pPr>
+            <w:r/>
             <w:r>
               <w:rPr>
                 <w:rFonts w:ascii="Calibri" w:hAnsi="Calibri"/>
-                <w:sz w:val="17"/>
-              </w:rPr>
-              <w:t>0.00 (0.00–0.00)</w:t>
-            </w:r>
-          </w:p>
-        </w:tc>
-        <w:tc>
-          <w:tcPr>
-            <w:tcW w:type="dxa" w:w="1285"/>
-            <w:shd w:fill="F0F4FF"/>
-            <w:vAlign w:val="center"/>
-            <w:tcBorders>
-              <w:top w:val="single" w:sz="4" w:color="000000"/>
-              <w:bottom w:val="single" w:sz="12" w:color="000000"/>
-            </w:tcBorders>
-          </w:tcPr>
-          <w:p>
-            <w:pPr>
-              <w:jc w:val="center"/>
-            </w:pPr>
-            <w:r>
-              <w:rPr>
-                <w:rFonts w:ascii="Calibri" w:hAnsi="Calibri"/>
-                <w:sz w:val="17"/>
+                <w:b w:val="0"/>
+                <w:sz w:val="18"/>
               </w:rPr>
               <w:t>0.354</w:t>
             </w:r>
@@ -1835,35 +1494,65 @@
       <w:r>
         <w:rPr>
           <w:rFonts w:ascii="Calibri" w:hAnsi="Calibri"/>
-          <w:color w:val="555555"/>
-          <w:sz w:val="16"/>
+          <w:color w:val="444444"/>
+          <w:sz w:val="17"/>
         </w:rPr>
-        <w:t>Abbreviations: ACR = American College of Radiology; SVI = Social Vulnerability Index (CDC/ATSDR 2022); RUCC = Rural-Urban Continuum Code (USDA 2023); CMR = Cardiac Magnetic Resonance; CCT = Cardiac Computed Tomography; IQR = Interquartile Range.</w:t>
+        <w:t>* Rate = ACR-accredited facilities per 100,000 adults aged 45 years and older (mean across counties).</w:t>
       </w:r>
     </w:p>
     <w:p>
       <w:r>
         <w:rPr>
           <w:rFonts w:ascii="Calibri" w:hAnsi="Calibri"/>
-          <w:color w:val="555555"/>
-          <w:sz w:val="16"/>
+          <w:color w:val="444444"/>
+          <w:sz w:val="17"/>
         </w:rPr>
-        <w:t>Notes: Rate = ACR-accredited facilities per 100,000 adults aged ≥45 years. Population from ACS 5-year estimates (2019–2023). Counties with &lt;1,000 adults ≥45 excluded from rate calculations (n = 106). SVI quartiles based on overall percentile rank (RPL_THEMES).</w:t>
+        <w:t>Counties with fewer than 1,000 adults aged 45+ excluded from rate calculations (n = 106).</w:t>
       </w:r>
     </w:p>
     <w:p>
       <w:r>
         <w:rPr>
           <w:rFonts w:ascii="Calibri" w:hAnsi="Calibri"/>
-          <w:color w:val="555555"/>
-          <w:sz w:val="16"/>
+          <w:color w:val="444444"/>
+          <w:sz w:val="17"/>
         </w:rPr>
-        <w:t>Spearman Rank Correlation (rate vs SVI, n = 3,038): CMR ρ = 0.0079, p = 0.6646 | CCT ρ = 0.0201, p = 0.2681</w:t>
+        <w:t>SVI = Social Vulnerability Index (CDC/ATSDR 2022). Q1 = least vulnerable, Q4 = most vulnerable.</w:t>
+      </w:r>
+    </w:p>
+    <w:p>
+      <w:r>
+        <w:rPr>
+          <w:rFonts w:ascii="Calibri" w:hAnsi="Calibri"/>
+          <w:color w:val="444444"/>
+          <w:sz w:val="17"/>
+        </w:rPr>
+        <w:t>RUCC = Rural-Urban Continuum Code (USDA 2023). Metropolitan = codes 1-3.</w:t>
+      </w:r>
+    </w:p>
+    <w:p>
+      <w:r>
+        <w:rPr>
+          <w:rFonts w:ascii="Calibri" w:hAnsi="Calibri"/>
+          <w:color w:val="444444"/>
+          <w:sz w:val="17"/>
+        </w:rPr>
+        <w:t>CMR = Cardiac Magnetic Resonance. CCT = Cardiac Computed Tomography. M = millions.</w:t>
+      </w:r>
+    </w:p>
+    <w:p>
+      <w:r>
+        <w:rPr>
+          <w:rFonts w:ascii="Calibri" w:hAnsi="Calibri"/>
+          <w:color w:val="444444"/>
+          <w:sz w:val="17"/>
+        </w:rPr>
+        <w:t>Median rates are 0.00 for all strata due to zero-inflation (90.5% of counties have zero CMR, 82.4% zero CCT).</w:t>
       </w:r>
     </w:p>
     <w:sectPr>
-      <w:pgSz w:w="15840" w:h="12240" w:orient="landscape"/>
-      <w:pgMar w:top="850" w:right="850" w:bottom="850" w:left="850" w:header="720" w:footer="720" w:gutter="0"/>
+      <w:pgSz w:w="12240" w:h="15840"/>
+      <w:pgMar w:top="1440" w:right="1800" w:bottom="1440" w:left="1800" w:header="720" w:footer="720" w:gutter="0"/>
       <w:cols w:space="720"/>
       <w:docGrid w:linePitch="360"/>
     </w:sectPr>
@@ -2234,6 +1923,10 @@
     <w:name w:val="Normal"/>
     <w:qFormat/>
     <w:rsid w:val="00FC693F"/>
+    <w:rPr>
+      <w:rFonts w:ascii="Calibri" w:hAnsi="Calibri"/>
+      <w:sz w:val="20"/>
+    </w:rPr>
   </w:style>
   <w:style w:type="paragraph" w:styleId="Header">
     <w:name w:val="header"/>
